--- a/Histology/Staining/Immunofluorescence/IF_staining_protocol.docx
+++ b/Histology/Staining/Immunofluorescence/IF_staining_protocol.docx
@@ -118,25 +118,7 @@
           <w:sz w:val="22"/>
           <w:szCs w:val="22"/>
         </w:rPr>
-        <w:t xml:space="preserve">This protocol takes 2 days. Make sure you have the time to dedicate consecutive days </w:t>
-      </w:r>
-      <w:proofErr w:type="gramStart"/>
-      <w:r>
-        <w:rPr>
-          <w:rFonts w:ascii="Arial" w:hAnsi="Arial" w:cs="Arial"/>
-          <w:sz w:val="22"/>
-          <w:szCs w:val="22"/>
-        </w:rPr>
-        <w:t>for</w:t>
-      </w:r>
-      <w:proofErr w:type="gramEnd"/>
-      <w:r>
-        <w:rPr>
-          <w:rFonts w:ascii="Arial" w:hAnsi="Arial" w:cs="Arial"/>
-          <w:sz w:val="22"/>
-          <w:szCs w:val="22"/>
-        </w:rPr>
-        <w:t xml:space="preserve"> these experiments.</w:t>
+        <w:t>This protocol takes 2 days. Make sure you have the time to dedicate consecutive days for these experiments.</w:t>
       </w:r>
     </w:p>
     <w:p>
@@ -268,25 +250,7 @@
           <w:sz w:val="22"/>
           <w:szCs w:val="22"/>
         </w:rPr>
-        <w:t xml:space="preserve">diluted from a 10X stock with DI water. PBT is 0.25% Triton X-100 / PBS (2mL of </w:t>
-      </w:r>
-      <w:proofErr w:type="spellStart"/>
-      <w:r>
-        <w:rPr>
-          <w:rFonts w:ascii="Arial" w:hAnsi="Arial" w:cs="Arial"/>
-          <w:sz w:val="22"/>
-          <w:szCs w:val="22"/>
-        </w:rPr>
-        <w:t>Tritin</w:t>
-      </w:r>
-      <w:proofErr w:type="spellEnd"/>
-      <w:r>
-        <w:rPr>
-          <w:rFonts w:ascii="Arial" w:hAnsi="Arial" w:cs="Arial"/>
-          <w:sz w:val="22"/>
-          <w:szCs w:val="22"/>
-        </w:rPr>
-        <w:t xml:space="preserve"> X-100 for every 800mL of 1X PBS).</w:t>
+        <w:t>diluted from a 10X stock with DI water. PBT is 0.25% Triton X-100 / PBS (2mL of Tritin X-100 for every 800mL of 1X PBS).</w:t>
       </w:r>
       <w:r>
         <w:rPr>
@@ -774,18 +738,8 @@
           <w:sz w:val="22"/>
           <w:szCs w:val="22"/>
         </w:rPr>
-        <w:t xml:space="preserve">an </w:t>
-      </w:r>
-      <w:proofErr w:type="spellStart"/>
-      <w:r>
-        <w:rPr>
-          <w:rFonts w:ascii="Arial" w:hAnsi="Arial" w:cs="Arial"/>
-          <w:sz w:val="22"/>
-          <w:szCs w:val="22"/>
-        </w:rPr>
-        <w:t>ImmEdge</w:t>
-      </w:r>
-      <w:proofErr w:type="spellEnd"/>
+        <w:t>an ImmEdge</w:t>
+      </w:r>
       <w:r>
         <w:rPr>
           <w:rFonts w:ascii="Arial" w:hAnsi="Arial" w:cs="Arial"/>
@@ -1254,25 +1208,7 @@
           <w:sz w:val="22"/>
           <w:szCs w:val="22"/>
         </w:rPr>
-        <w:t xml:space="preserve">Redraw a hydrophobic barrier around each section with an </w:t>
-      </w:r>
-      <w:proofErr w:type="spellStart"/>
-      <w:r>
-        <w:rPr>
-          <w:rFonts w:ascii="Arial" w:hAnsi="Arial" w:cs="Arial"/>
-          <w:sz w:val="22"/>
-          <w:szCs w:val="22"/>
-        </w:rPr>
-        <w:t>ImmEdge</w:t>
-      </w:r>
-      <w:proofErr w:type="spellEnd"/>
-      <w:r>
-        <w:rPr>
-          <w:rFonts w:ascii="Arial" w:hAnsi="Arial" w:cs="Arial"/>
-          <w:sz w:val="22"/>
-          <w:szCs w:val="22"/>
-        </w:rPr>
-        <w:t xml:space="preserve"> Hydrophobic Barrier PAP Pen.</w:t>
+        <w:t>Redraw a hydrophobic barrier around each section with an ImmEdge Hydrophobic Barrier PAP Pen.</w:t>
       </w:r>
     </w:p>
     <w:p>
@@ -1436,25 +1372,7 @@
           <w:sz w:val="22"/>
           <w:szCs w:val="22"/>
         </w:rPr>
-        <w:t xml:space="preserve">The drying process can be expedited by using a hose connected to an </w:t>
-      </w:r>
-      <w:proofErr w:type="gramStart"/>
-      <w:r>
-        <w:rPr>
-          <w:rFonts w:ascii="Arial" w:hAnsi="Arial" w:cs="Arial"/>
-          <w:sz w:val="22"/>
-          <w:szCs w:val="22"/>
-        </w:rPr>
-        <w:t>air line</w:t>
-      </w:r>
-      <w:proofErr w:type="gramEnd"/>
-      <w:r>
-        <w:rPr>
-          <w:rFonts w:ascii="Arial" w:hAnsi="Arial" w:cs="Arial"/>
-          <w:sz w:val="22"/>
-          <w:szCs w:val="22"/>
-        </w:rPr>
-        <w:t>.</w:t>
+        <w:t>The drying process can be expedited by using a hose connected to an air line.</w:t>
       </w:r>
     </w:p>
     <w:p>
@@ -1514,25 +1432,15 @@
           <w:sz w:val="22"/>
           <w:szCs w:val="22"/>
         </w:rPr>
-        <w:t xml:space="preserve"> and </w:t>
-      </w:r>
-      <w:proofErr w:type="gramStart"/>
-      <w:r>
-        <w:rPr>
-          <w:rFonts w:ascii="Arial" w:hAnsi="Arial" w:cs="Arial"/>
-          <w:sz w:val="22"/>
-          <w:szCs w:val="22"/>
-        </w:rPr>
-        <w:t>store</w:t>
-      </w:r>
-      <w:proofErr w:type="gramEnd"/>
-      <w:r>
-        <w:rPr>
-          <w:rFonts w:ascii="Arial" w:hAnsi="Arial" w:cs="Arial"/>
-          <w:sz w:val="22"/>
-          <w:szCs w:val="22"/>
-        </w:rPr>
-        <w:t xml:space="preserve"> in the -80</w:t>
+        <w:t xml:space="preserve"> and store in the </w:t>
+      </w:r>
+      <w:r>
+        <w:rPr>
+          <w:rFonts w:ascii="Arial" w:hAnsi="Arial" w:cs="Arial"/>
+          <w:sz w:val="22"/>
+          <w:szCs w:val="22"/>
+        </w:rPr>
+        <w:t>4</w:t>
       </w:r>
       <w:r>
         <w:rPr>
@@ -1549,7 +1457,23 @@
           <w:sz w:val="22"/>
           <w:szCs w:val="22"/>
         </w:rPr>
-        <w:t>C freezer.</w:t>
+        <w:t>C fr</w:t>
+      </w:r>
+      <w:r>
+        <w:rPr>
+          <w:rFonts w:ascii="Arial" w:hAnsi="Arial" w:cs="Arial"/>
+          <w:sz w:val="22"/>
+          <w:szCs w:val="22"/>
+        </w:rPr>
+        <w:t>idge</w:t>
+      </w:r>
+      <w:r>
+        <w:rPr>
+          <w:rFonts w:ascii="Arial" w:hAnsi="Arial" w:cs="Arial"/>
+          <w:sz w:val="22"/>
+          <w:szCs w:val="22"/>
+        </w:rPr>
+        <w:t>.</w:t>
       </w:r>
     </w:p>
     <w:p>
@@ -1628,19 +1552,8 @@
           <w:sz w:val="22"/>
           <w:szCs w:val="22"/>
         </w:rPr>
-        <w:t xml:space="preserve">Phospho-Histone H2A.X (Ser139) Rabbit </w:t>
-      </w:r>
-      <w:proofErr w:type="spellStart"/>
-      <w:r>
-        <w:rPr>
-          <w:rFonts w:ascii="Arial" w:hAnsi="Arial" w:cs="Arial"/>
-          <w:color w:val="000000"/>
-          <w:sz w:val="22"/>
-          <w:szCs w:val="22"/>
-        </w:rPr>
-        <w:t>mAb</w:t>
-      </w:r>
-      <w:proofErr w:type="spellEnd"/>
+        <w:t>Phospho-Histone H2A.X (Ser139) Rabbit mAb</w:t>
+      </w:r>
       <w:r>
         <w:rPr>
           <w:rFonts w:ascii="Arial" w:hAnsi="Arial" w:cs="Arial"/>
@@ -1737,7 +1650,6 @@
           <w:u w:val="single"/>
         </w:rPr>
       </w:pPr>
-      <w:proofErr w:type="gramStart"/>
       <w:r>
         <w:rPr>
           <w:rFonts w:ascii="Arial" w:hAnsi="Arial" w:cs="Arial"/>
@@ -1747,7 +1659,6 @@
         </w:rPr>
         <w:t>Anti-α-Actinin</w:t>
       </w:r>
-      <w:proofErr w:type="gramEnd"/>
       <w:r>
         <w:rPr>
           <w:rFonts w:ascii="Arial" w:hAnsi="Arial" w:cs="Arial"/>
@@ -1755,27 +1666,7 @@
           <w:sz w:val="22"/>
           <w:szCs w:val="22"/>
         </w:rPr>
-        <w:t xml:space="preserve"> Mouse </w:t>
-      </w:r>
-      <w:proofErr w:type="spellStart"/>
-      <w:r>
-        <w:rPr>
-          <w:rFonts w:ascii="Arial" w:hAnsi="Arial" w:cs="Arial"/>
-          <w:color w:val="000000" w:themeColor="text1"/>
-          <w:sz w:val="22"/>
-          <w:szCs w:val="22"/>
-        </w:rPr>
-        <w:t>mAb</w:t>
-      </w:r>
-      <w:proofErr w:type="spellEnd"/>
-      <w:r>
-        <w:rPr>
-          <w:rFonts w:ascii="Arial" w:hAnsi="Arial" w:cs="Arial"/>
-          <w:color w:val="000000" w:themeColor="text1"/>
-          <w:sz w:val="22"/>
-          <w:szCs w:val="22"/>
-        </w:rPr>
-        <w:t xml:space="preserve"> (from Sigma)</w:t>
+        <w:t xml:space="preserve"> Mouse mAb (from Sigma)</w:t>
       </w:r>
     </w:p>
     <w:p>
@@ -1872,27 +1763,7 @@
           <w:sz w:val="22"/>
           <w:szCs w:val="22"/>
         </w:rPr>
-        <w:t xml:space="preserve">p16 INK4A (E6N8P) Rabbit </w:t>
-      </w:r>
-      <w:proofErr w:type="spellStart"/>
-      <w:r>
-        <w:rPr>
-          <w:rFonts w:ascii="Arial" w:hAnsi="Arial" w:cs="Arial"/>
-          <w:color w:val="000000" w:themeColor="text1"/>
-          <w:sz w:val="22"/>
-          <w:szCs w:val="22"/>
-        </w:rPr>
-        <w:t>mAb</w:t>
-      </w:r>
-      <w:proofErr w:type="spellEnd"/>
-      <w:r>
-        <w:rPr>
-          <w:rFonts w:ascii="Arial" w:hAnsi="Arial" w:cs="Arial"/>
-          <w:color w:val="000000" w:themeColor="text1"/>
-          <w:sz w:val="22"/>
-          <w:szCs w:val="22"/>
-        </w:rPr>
-        <w:t xml:space="preserve"> (from CST; 18769)</w:t>
+        <w:t>p16 INK4A (E6N8P) Rabbit mAb (from CST; 18769)</w:t>
       </w:r>
     </w:p>
     <w:p>
@@ -2018,25 +1889,7 @@
           <w:sz w:val="22"/>
           <w:szCs w:val="22"/>
         </w:rPr>
-        <w:t>Anti-Mouse IgG F(ab’)2 Fragment (</w:t>
-      </w:r>
-      <w:proofErr w:type="spellStart"/>
-      <w:r>
-        <w:rPr>
-          <w:rFonts w:ascii="Arial" w:hAnsi="Arial" w:cs="Arial"/>
-          <w:sz w:val="22"/>
-          <w:szCs w:val="22"/>
-        </w:rPr>
-        <w:t>AlexaFluor</w:t>
-      </w:r>
-      <w:proofErr w:type="spellEnd"/>
-      <w:r>
-        <w:rPr>
-          <w:rFonts w:ascii="Arial" w:hAnsi="Arial" w:cs="Arial"/>
-          <w:sz w:val="22"/>
-          <w:szCs w:val="22"/>
-        </w:rPr>
-        <w:t xml:space="preserve"> 488 Conjugate) Goat Host (from CST; 4408)</w:t>
+        <w:t>Anti-Mouse IgG F(ab’)2 Fragment (AlexaFluor 488 Conjugate) Goat Host (from CST; 4408)</w:t>
       </w:r>
     </w:p>
     <w:p>
@@ -2126,27 +1979,7 @@
           <w:sz w:val="22"/>
           <w:szCs w:val="22"/>
         </w:rPr>
-        <w:t>Anti-Rabbit IgG F(ab’)2 Fragment (</w:t>
-      </w:r>
-      <w:proofErr w:type="spellStart"/>
-      <w:r>
-        <w:rPr>
-          <w:rFonts w:ascii="Arial" w:hAnsi="Arial" w:cs="Arial"/>
-          <w:color w:val="000000" w:themeColor="text1"/>
-          <w:sz w:val="22"/>
-          <w:szCs w:val="22"/>
-        </w:rPr>
-        <w:t>AlexaFluor</w:t>
-      </w:r>
-      <w:proofErr w:type="spellEnd"/>
-      <w:r>
-        <w:rPr>
-          <w:rFonts w:ascii="Arial" w:hAnsi="Arial" w:cs="Arial"/>
-          <w:color w:val="000000" w:themeColor="text1"/>
-          <w:sz w:val="22"/>
-          <w:szCs w:val="22"/>
-        </w:rPr>
-        <w:t xml:space="preserve"> 647 Conjugate) Goat Host (from CST; 4414)</w:t>
+        <w:t>Anti-Rabbit IgG F(ab’)2 Fragment (AlexaFluor 647 Conjugate) Goat Host (from CST; 4414)</w:t>
       </w:r>
     </w:p>
     <w:p>
@@ -4094,6 +3927,26 @@
 </file>
 
 <file path=customXml/item1.xml><?xml version="1.0" encoding="utf-8"?>
+<p:properties xmlns:p="http://schemas.microsoft.com/office/2006/metadata/properties" xmlns:xsi="http://www.w3.org/2001/XMLSchema-instance" xmlns:pc="http://schemas.microsoft.com/office/infopath/2007/PartnerControls">
+  <documentManagement>
+    <lcf76f155ced4ddcb4097134ff3c332f xmlns="5d5a2885-0f9b-4d04-9bc1-f867a2376b8a">
+      <Terms xmlns="http://schemas.microsoft.com/office/infopath/2007/PartnerControls"/>
+    </lcf76f155ced4ddcb4097134ff3c332f>
+    <TaxCatchAll xmlns="6cbc0c5a-d948-46e5-8624-1bad210f77c7" xsi:nil="true"/>
+  </documentManagement>
+</p:properties>
+</file>
+
+<file path=customXml/item2.xml><?xml version="1.0" encoding="utf-8"?>
+<?mso-contentType ?>
+<FormTemplates xmlns="http://schemas.microsoft.com/sharepoint/v3/contenttype/forms">
+  <Display>DocumentLibraryForm</Display>
+  <Edit>DocumentLibraryForm</Edit>
+  <New>DocumentLibraryForm</New>
+</FormTemplates>
+</file>
+
+<file path=customXml/item3.xml><?xml version="1.0" encoding="utf-8"?>
 <ct:contentTypeSchema xmlns:ct="http://schemas.microsoft.com/office/2006/metadata/contentType" xmlns:ma="http://schemas.microsoft.com/office/2006/metadata/properties/metaAttributes" ct:_="" ma:_="" ma:contentTypeName="Document" ma:contentTypeID="0x010100965EA08FA511AE4C9FFF632E6536ED13" ma:contentTypeVersion="21" ma:contentTypeDescription="Create a new document." ma:contentTypeScope="" ma:versionID="dc1787fcac4be083c11e6f0029b23b65">
   <xsd:schema xmlns:xsd="http://www.w3.org/2001/XMLSchema" xmlns:xs="http://www.w3.org/2001/XMLSchema" xmlns:p="http://schemas.microsoft.com/office/2006/metadata/properties" xmlns:ns2="5d5a2885-0f9b-4d04-9bc1-f867a2376b8a" xmlns:ns3="6cbc0c5a-d948-46e5-8624-1bad210f77c7" targetNamespace="http://schemas.microsoft.com/office/2006/metadata/properties" ma:root="true" ma:fieldsID="d8c1bc71b3e1a5c5643575cdb9067cc0" ns2:_="" ns3:_="">
     <xsd:import namespace="5d5a2885-0f9b-4d04-9bc1-f867a2376b8a"/>
@@ -4342,27 +4195,26 @@
 </ct:contentTypeSchema>
 </file>
 
-<file path=customXml/item2.xml><?xml version="1.0" encoding="utf-8"?>
-<?mso-contentType ?>
-<FormTemplates xmlns="http://schemas.microsoft.com/sharepoint/v3/contenttype/forms">
-  <Display>DocumentLibraryForm</Display>
-  <Edit>DocumentLibraryForm</Edit>
-  <New>DocumentLibraryForm</New>
-</FormTemplates>
+<file path=customXml/itemProps1.xml><?xml version="1.0" encoding="utf-8"?>
+<ds:datastoreItem xmlns:ds="http://schemas.openxmlformats.org/officeDocument/2006/customXml" ds:itemID="{0C95E805-23AD-4A50-887F-D97297A2A615}">
+  <ds:schemaRefs>
+    <ds:schemaRef ds:uri="http://schemas.microsoft.com/office/2006/metadata/properties"/>
+    <ds:schemaRef ds:uri="http://schemas.microsoft.com/office/infopath/2007/PartnerControls"/>
+    <ds:schemaRef ds:uri="5d5a2885-0f9b-4d04-9bc1-f867a2376b8a"/>
+    <ds:schemaRef ds:uri="6cbc0c5a-d948-46e5-8624-1bad210f77c7"/>
+  </ds:schemaRefs>
+</ds:datastoreItem>
 </file>
 
-<file path=customXml/item3.xml><?xml version="1.0" encoding="utf-8"?>
-<p:properties xmlns:p="http://schemas.microsoft.com/office/2006/metadata/properties" xmlns:xsi="http://www.w3.org/2001/XMLSchema-instance" xmlns:pc="http://schemas.microsoft.com/office/infopath/2007/PartnerControls">
-  <documentManagement>
-    <lcf76f155ced4ddcb4097134ff3c332f xmlns="5d5a2885-0f9b-4d04-9bc1-f867a2376b8a">
-      <Terms xmlns="http://schemas.microsoft.com/office/infopath/2007/PartnerControls"/>
-    </lcf76f155ced4ddcb4097134ff3c332f>
-    <TaxCatchAll xmlns="6cbc0c5a-d948-46e5-8624-1bad210f77c7" xsi:nil="true"/>
-  </documentManagement>
-</p:properties>
+<file path=customXml/itemProps2.xml><?xml version="1.0" encoding="utf-8"?>
+<ds:datastoreItem xmlns:ds="http://schemas.openxmlformats.org/officeDocument/2006/customXml" ds:itemID="{5AD0D692-C544-4890-BEAE-0D143D2B59EE}">
+  <ds:schemaRefs>
+    <ds:schemaRef ds:uri="http://schemas.microsoft.com/sharepoint/v3/contenttype/forms"/>
+  </ds:schemaRefs>
+</ds:datastoreItem>
 </file>
 
-<file path=customXml/itemProps1.xml><?xml version="1.0" encoding="utf-8"?>
+<file path=customXml/itemProps3.xml><?xml version="1.0" encoding="utf-8"?>
 <ds:datastoreItem xmlns:ds="http://schemas.openxmlformats.org/officeDocument/2006/customXml" ds:itemID="{67C931DE-DFB0-407A-AFCE-57F79716814A}">
   <ds:schemaRefs>
     <ds:schemaRef ds:uri="http://schemas.microsoft.com/office/2006/metadata/contentType"/>
@@ -4379,23 +4231,4 @@
     <ds:schemaRef ds:uri="http://schemas.microsoft.com/internal/obd"/>
   </ds:schemaRefs>
 </ds:datastoreItem>
-</file>
-
-<file path=customXml/itemProps2.xml><?xml version="1.0" encoding="utf-8"?>
-<ds:datastoreItem xmlns:ds="http://schemas.openxmlformats.org/officeDocument/2006/customXml" ds:itemID="{5AD0D692-C544-4890-BEAE-0D143D2B59EE}">
-  <ds:schemaRefs>
-    <ds:schemaRef ds:uri="http://schemas.microsoft.com/sharepoint/v3/contenttype/forms"/>
-  </ds:schemaRefs>
-</ds:datastoreItem>
-</file>
-
-<file path=customXml/itemProps3.xml><?xml version="1.0" encoding="utf-8"?>
-<ds:datastoreItem xmlns:ds="http://schemas.openxmlformats.org/officeDocument/2006/customXml" ds:itemID="{0C95E805-23AD-4A50-887F-D97297A2A615}">
-  <ds:schemaRefs>
-    <ds:schemaRef ds:uri="http://schemas.microsoft.com/office/2006/metadata/properties"/>
-    <ds:schemaRef ds:uri="http://schemas.microsoft.com/office/infopath/2007/PartnerControls"/>
-    <ds:schemaRef ds:uri="5d5a2885-0f9b-4d04-9bc1-f867a2376b8a"/>
-    <ds:schemaRef ds:uri="6cbc0c5a-d948-46e5-8624-1bad210f77c7"/>
-  </ds:schemaRefs>
-</ds:datastoreItem>
 </file>